--- a/output/Q3_2026_Anthropic_S-1_note_2900w_REDLINE.docx
+++ b/output/Q3_2026_Anthropic_S-1_note_2900w_REDLINE.docx
@@ -6259,6 +6259,7 @@
           <w:rFonts w:eastAsiaTheme="majorEastAsia" w:cstheme="minorHAnsi"/>
           <w:i w:val="0"/>
           <w:iCs w:val="0"/>
+          <w:strike/>
           <w:color w:val="auto"/>
         </w:rPr>
         <w:t xml:space="preserve">Anthropic </w:t>
@@ -6269,6 +6270,7 @@
           <w:rFonts w:eastAsiaTheme="majorEastAsia" w:cstheme="minorHAnsi"/>
           <w:i w:val="0"/>
           <w:iCs w:val="0"/>
+          <w:strike/>
           <w:color w:val="auto"/>
         </w:rPr>
         <w:t xml:space="preserve">now sources compute across several layers of the stack</w:t>
@@ -6304,6 +6306,115 @@
           <w:strike/>
           <w:color w:val="auto"/>
         </w:rPr>
+        <w:t xml:space="preserve"> up to 5 gigawatts with Amazon, 5 gigawatts with Google and Broadcom, up to 1 gigawatt </w:t>
+      </w:r>
+      <w:r>
+        <w:rPr>
+          <w:rStyle w:val="IntenseEmphasis"/>
+          <w:rFonts w:eastAsiaTheme="majorEastAsia" w:cstheme="minorHAnsi"/>
+          <w:i w:val="0"/>
+          <w:iCs w:val="0"/>
+          <w:strike/>
+          <w:color w:val="auto"/>
+        </w:rPr>
+        <w:t xml:space="preserve">with Azure</w:t>
+      </w:r>
+      <w:r>
+        <w:rPr>
+          <w:rStyle w:val="IntenseEmphasis"/>
+          <w:rFonts w:eastAsiaTheme="majorEastAsia" w:cstheme="minorHAnsi"/>
+          <w:i w:val="0"/>
+          <w:iCs w:val="0"/>
+          <w:strike/>
+          <w:color w:val="auto"/>
+        </w:rPr>
+        <w:t xml:space="preserve"> and Nvidia</w:t>
+      </w:r>
+      <w:r>
+        <w:rPr>
+          <w:rStyle w:val="IntenseEmphasis"/>
+          <w:rFonts w:eastAsiaTheme="majorEastAsia" w:cstheme="minorHAnsi"/>
+          <w:i w:val="0"/>
+          <w:iCs w:val="0"/>
+          <w:strike/>
+          <w:color w:val="auto"/>
+        </w:rPr>
+        <w:t xml:space="preserve">, more than 300 megawatts with SpaceX, </w:t>
+      </w:r>
+      <w:r>
+        <w:rPr>
+          <w:rStyle w:val="IntenseEmphasis"/>
+          <w:rFonts w:eastAsiaTheme="majorEastAsia" w:cstheme="minorHAnsi"/>
+          <w:i w:val="0"/>
+          <w:iCs w:val="0"/>
+          <w:strike/>
+          <w:color w:val="auto"/>
+        </w:rPr>
+        <w:t xml:space="preserve">and a $50 billion U.S. infrastructure program with Fluidstack. </w:t>
+      </w:r>
+      <w:r>
+        <w:rPr>
+          <w:rStyle w:val="IntenseEmphasis"/>
+          <w:rFonts w:eastAsiaTheme="majorEastAsia" w:cstheme="minorHAnsi"/>
+          <w:i w:val="0"/>
+          <w:iCs w:val="0"/>
+          <w:strike/>
+          <w:color w:val="auto"/>
+        </w:rPr>
+        <w:t xml:space="preserve">Additionally, they secured r</w:t>
+      </w:r>
+      <w:r>
+        <w:rPr>
+          <w:rStyle w:val="IntenseEmphasis"/>
+          <w:rFonts w:eastAsiaTheme="majorEastAsia" w:cstheme="minorHAnsi"/>
+          <w:i w:val="0"/>
+          <w:iCs w:val="0"/>
+          <w:strike/>
+          <w:color w:val="auto"/>
+        </w:rPr>
+        <w:t xml:space="preserve">oughly 460 megawatts </w:t>
+      </w:r>
+      <w:r>
+        <w:rPr>
+          <w:rStyle w:val="IntenseEmphasis"/>
+          <w:rFonts w:eastAsiaTheme="majorEastAsia" w:cstheme="minorHAnsi"/>
+          <w:i w:val="0"/>
+          <w:iCs w:val="0"/>
+          <w:strike/>
+          <w:color w:val="auto"/>
+        </w:rPr>
+        <w:t xml:space="preserve">from</w:t>
+      </w:r>
+      <w:r>
+        <w:rPr>
+          <w:rStyle w:val="IntenseEmphasis"/>
+          <w:rFonts w:eastAsiaTheme="majorEastAsia" w:cstheme="minorHAnsi"/>
+          <w:i w:val="0"/>
+          <w:iCs w:val="0"/>
+          <w:strike/>
+          <w:color w:val="auto"/>
+        </w:rPr>
+        <w:t xml:space="preserve"> Nscale</w:t>
+      </w:r>
+      <w:r>
+        <w:rPr>
+          <w:rStyle w:val="IntenseEmphasis"/>
+          <w:rFonts w:eastAsiaTheme="majorEastAsia" w:cstheme="minorHAnsi"/>
+          <w:i w:val="0"/>
+          <w:iCs w:val="0"/>
+          <w:strike/>
+          <w:color w:val="auto"/>
+        </w:rPr>
+        <w:t xml:space="preserve">, roughly 350 megawatts through Lambda, and a 1-gigawatt Broadcom-backed expansion hosted by Fluidstack. Because some relationships sit on top of the same chips, clouds, or data centers, we do not add every announced figure into a single capacity total.</w:t>
+      </w:r>
+      <w:r>
+        <w:rPr>
+          <w:rStyle w:val="IntenseEmphasis"/>
+          <w:rFonts w:eastAsiaTheme="majorEastAsia" w:cstheme="minorHAnsi"/>
+          <w:i w:val="0"/>
+          <w:iCs w:val="0"/>
+          <w:color w:val="auto"/>
+        </w:rPr>
         <w:t xml:space="preserve"> </w:t>
       </w:r>
       <w:r>
@@ -6316,181 +6427,7 @@
           <w:iCs w:val="0"/>
           <w:color w:val="FF0000"/>
         </w:rPr>
-        <w:t xml:space="preserve">, from the hyperscalers (</w:t>
-      </w:r>
-      <w:r>
-        <w:rPr>
-          <w:rStyle w:val="IntenseEmphasis"/>
-          <w:rFonts w:eastAsiaTheme="majorEastAsia" w:cstheme="minorHAnsi"/>
-          <w:i w:val="0"/>
-          <w:iCs w:val="0"/>
-          <w:color w:val="auto"/>
-        </w:rPr>
-        <w:t xml:space="preserve">up to 5 gigawatts with Amazon, 5 gigawatts with Google and Broadcom, </w:t>
-      </w:r>
-      <w:r>
-        <w:rPr>
-          <w:rStyle w:val="IntenseEmphasis"/>
-          <w:rFonts w:eastAsiaTheme="majorEastAsia" w:cstheme="minorHAnsi"/>
-          <w:b/>
-          <w:bCs/>
-          <w:i w:val="0"/>
-          <w:iCs w:val="0"/>
-          <w:color w:val="FF0000"/>
-        </w:rPr>
-        <w:t xml:space="preserve">and </w:t>
-      </w:r>
-      <w:r>
-        <w:rPr>
-          <w:rStyle w:val="IntenseEmphasis"/>
-          <w:rFonts w:eastAsiaTheme="majorEastAsia" w:cstheme="minorHAnsi"/>
-          <w:i w:val="0"/>
-          <w:iCs w:val="0"/>
-          <w:color w:val="auto"/>
-        </w:rPr>
-        <w:t xml:space="preserve">up to 1 gigawatt </w:t>
-      </w:r>
-      <w:r>
-        <w:rPr>
-          <w:rStyle w:val="IntenseEmphasis"/>
-          <w:rFonts w:eastAsiaTheme="majorEastAsia" w:cstheme="minorHAnsi"/>
-          <w:i w:val="0"/>
-          <w:iCs w:val="0"/>
-          <w:color w:val="auto"/>
-        </w:rPr>
-        <w:t xml:space="preserve">with Azure</w:t>
-      </w:r>
-      <w:r>
-        <w:rPr>
-          <w:rStyle w:val="IntenseEmphasis"/>
-          <w:rFonts w:eastAsiaTheme="majorEastAsia" w:cstheme="minorHAnsi"/>
-          <w:i w:val="0"/>
-          <w:iCs w:val="0"/>
-          <w:color w:val="auto"/>
-        </w:rPr>
-        <w:t xml:space="preserve"> and Nvidia</w:t>
-      </w:r>
-      <w:r>
-        <w:rPr>
-          <w:rStyle w:val="IntenseEmphasis"/>
-          <w:rFonts w:eastAsiaTheme="majorEastAsia" w:cstheme="minorHAnsi"/>
-          <w:i w:val="0"/>
-          <w:iCs w:val="0"/>
-          <w:strike/>
-          <w:color w:val="auto"/>
-        </w:rPr>
-        <w:t xml:space="preserve">, more than 300 megawatts with SpaceX, </w:t>
-      </w:r>
-      <w:r>
-        <w:rPr>
-          <w:rStyle w:val="IntenseEmphasis"/>
-          <w:rFonts w:eastAsiaTheme="majorEastAsia" w:cstheme="minorHAnsi"/>
-          <w:i w:val="0"/>
-          <w:iCs w:val="0"/>
-          <w:strike/>
-          <w:color w:val="auto"/>
-        </w:rPr>
-        <w:t xml:space="preserve">and a</w:t>
-      </w:r>
-      <w:r>
-        <w:rPr>
-          <w:rStyle w:val="IntenseEmphasis"/>
-          <w:rFonts w:eastAsiaTheme="majorEastAsia" w:cstheme="minorHAnsi"/>
-          <w:b/>
-          <w:bCs/>
-          <w:i w:val="0"/>
-          <w:iCs w:val="0"/>
-          <w:color w:val="FF0000"/>
-        </w:rPr>
-        <w:t xml:space="preserve">) to neocloud and data-center partners (Fluidstack’s</w:t>
-      </w:r>
-      <w:r>
-        <w:rPr>
-          <w:rStyle w:val="IntenseEmphasis"/>
-          <w:rFonts w:eastAsiaTheme="majorEastAsia" w:cstheme="minorHAnsi"/>
-          <w:i w:val="0"/>
-          <w:iCs w:val="0"/>
-          <w:color w:val="auto"/>
-        </w:rPr>
-        <w:t xml:space="preserve"> $50 billion U.S. infrastructure program</w:t>
-      </w:r>
-      <w:r>
-        <w:rPr>
-          <w:rStyle w:val="IntenseEmphasis"/>
-          <w:rFonts w:eastAsiaTheme="majorEastAsia" w:cstheme="minorHAnsi"/>
-          <w:i w:val="0"/>
-          <w:iCs w:val="0"/>
-          <w:strike/>
-          <w:color w:val="auto"/>
-        </w:rPr>
-        <w:t xml:space="preserve"> with Fluidstack. </w:t>
-      </w:r>
-      <w:r>
-        <w:rPr>
-          <w:rStyle w:val="IntenseEmphasis"/>
-          <w:rFonts w:eastAsiaTheme="majorEastAsia" w:cstheme="minorHAnsi"/>
-          <w:i w:val="0"/>
-          <w:iCs w:val="0"/>
-          <w:strike/>
-          <w:color w:val="auto"/>
-        </w:rPr>
-        <w:t xml:space="preserve">Additionally, they secured r</w:t>
-      </w:r>
-      <w:r>
-        <w:rPr>
-          <w:rStyle w:val="IntenseEmphasis"/>
-          <w:rFonts w:eastAsiaTheme="majorEastAsia" w:cstheme="minorHAnsi"/>
-          <w:i w:val="0"/>
-          <w:iCs w:val="0"/>
-          <w:strike/>
-          <w:color w:val="auto"/>
-        </w:rPr>
-        <w:t xml:space="preserve">oughly 460 megawatts </w:t>
-      </w:r>
-      <w:r>
-        <w:rPr>
-          <w:rStyle w:val="IntenseEmphasis"/>
-          <w:rFonts w:eastAsiaTheme="majorEastAsia" w:cstheme="minorHAnsi"/>
-          <w:i w:val="0"/>
-          <w:iCs w:val="0"/>
-          <w:strike/>
-          <w:color w:val="auto"/>
-        </w:rPr>
-        <w:t xml:space="preserve">from</w:t>
-      </w:r>
-      <w:r>
-        <w:rPr>
-          <w:rStyle w:val="IntenseEmphasis"/>
-          <w:rFonts w:eastAsiaTheme="majorEastAsia" w:cstheme="minorHAnsi"/>
-          <w:i w:val="0"/>
-          <w:iCs w:val="0"/>
-          <w:strike/>
-          <w:color w:val="auto"/>
-        </w:rPr>
-        <w:t xml:space="preserve"> Nscale</w:t>
-      </w:r>
-      <w:r>
-        <w:rPr>
-          <w:rStyle w:val="IntenseEmphasis"/>
-          <w:rFonts w:eastAsiaTheme="majorEastAsia" w:cstheme="minorHAnsi"/>
-          <w:i w:val="0"/>
-          <w:iCs w:val="0"/>
-          <w:strike/>
-          <w:color w:val="auto"/>
-        </w:rPr>
-        <w:t xml:space="preserve">, roughly 350 megawatts through Lambda, and a 1-gigawatt Broadcom-backed expansion hosted by Fluidstack. Because some relationships sit on top of the same chips, clouds, or data centers, we do not add every announced figure into a single capacity total.</w:t>
-      </w:r>
-      <w:r>
-        <w:rPr>
-          <w:rStyle w:val="IntenseEmphasis"/>
-          <w:rFonts w:eastAsiaTheme="majorEastAsia" w:cstheme="minorHAnsi"/>
-          <w:b/>
-          <w:bCs/>
-          <w:i w:val="0"/>
-          <w:iCs w:val="0"/>
-          <w:color w:val="FF0000"/>
-        </w:rPr>
-        <w:t xml:space="preserve">, Nscale, Lambda, and SpaceX).</w:t>
+        <w:t xml:space="preserve">Anthropic now sources compute across several layers of the stack, from the hyperscalers (up to 5 gigawatts with Amazon, 5 gigawatts with Google and Broadcom, and up to 1 gigawatt with Azure and Nvidia) to neocloud and data-center partners (Fluidstack’s $50 billion U.S. infrastructure program, Nscale, Lambda, and SpaceX).</w:t>
       </w:r>
     </w:p>
     <w:p>
